--- a/workshop_prep/Bridge_Item2_FullPrice_Recovery_PreRead.docx
+++ b/workshop_prep/Bridge_Item2_FullPrice_Recovery_PreRead.docx
@@ -4691,7 +4691,582 @@
         <w:spacing w:after="160" w:before="320"/>
       </w:pPr>
       <w:r>
-        <w:t xml:space="preserve">9. Action plan by owner</w:t>
+        <w:t xml:space="preserve">9. 2026 YTD check-in: margin is up, but not from price</w:t>
+      </w:r>
+    </w:p>
+    <w:p>
+      <w:pPr>
+        <w:pBdr>
+          <w:top w:val="single" w:color="999999" w:sz="6"/>
+          <w:bottom w:val="single" w:color="999999" w:sz="6"/>
+          <w:left w:val="single" w:color="999999" w:sz="6"/>
+          <w:right w:val="single" w:color="999999" w:sz="6"/>
+        </w:pBdr>
+        <w:shd w:fill="EFEFEF" w:val="clear"/>
+        <w:spacing w:after="240" w:before="160"/>
+        <w:ind w:left="100" w:right="100"/>
+      </w:pPr>
+      <w:r>
+        <w:rPr>
+          <w:b/>
+          <w:bCs/>
+          <w:sz w:val="22"/>
+          <w:szCs w:val="22"/>
+        </w:rPr>
+        <w:t xml:space="preserve">A 2026 YTD sales extract (as of 2026-07-28) arrived after this note was written. Caveat: neither this file nor the FY2024/2025 extracts have a date field, so the comparison period can't be matched exactly -- this cut covers an estimated 40-44% of a year, cross-checked against the P&amp;L's YTD columns. Every year in this data has shown its own one-off distortions, so treat this as a strong directional read, not a confirmed annual number. Where possible, the check below uses same-franchise (same product) comparisons, which hold up better under a partial year than raw totals do.</w:t>
+      </w:r>
+    </w:p>
+    <w:tbl>
+      <w:tblPr>
+        <w:tblW w:type="dxa" w:w="9350"/>
+        <w:tblBorders>
+          <w:top w:val="single" w:color="auto" w:sz="4"/>
+          <w:left w:val="single" w:color="auto" w:sz="4"/>
+          <w:bottom w:val="single" w:color="auto" w:sz="4"/>
+          <w:right w:val="single" w:color="auto" w:sz="4"/>
+          <w:insideH w:val="single" w:color="auto" w:sz="4"/>
+          <w:insideV w:val="single" w:color="auto" w:sz="4"/>
+        </w:tblBorders>
+      </w:tblPr>
+      <w:tblGrid>
+        <w:gridCol w:w="4200"/>
+        <w:gridCol w:w="3050"/>
+        <w:gridCol w:w="2100"/>
+      </w:tblGrid>
+      <w:tr>
+        <w:trPr>
+          <w:tblHeader/>
+        </w:trPr>
+        <w:tc>
+          <w:tcPr>
+            <w:tcW w:type="dxa" w:w="4200"/>
+            <w:shd w:fill="2F2F2F" w:val="clear"/>
+            <w:tcMar>
+              <w:top w:type="dxa" w:w="60"/>
+              <w:left w:type="dxa" w:w="100"/>
+              <w:bottom w:type="dxa" w:w="60"/>
+              <w:right w:type="dxa" w:w="100"/>
+            </w:tcMar>
+            <w:vAlign w:val="center"/>
+          </w:tcPr>
+          <w:p>
+            <w:pPr>
+              <w:jc w:val="left"/>
+            </w:pPr>
+            <w:r>
+              <w:rPr>
+                <w:b/>
+                <w:bCs/>
+                <w:color w:val="FFFFFF"/>
+                <w:sz w:val="19"/>
+                <w:szCs w:val="19"/>
+              </w:rPr>
+              <w:t xml:space="preserve">Channel</w:t>
+            </w:r>
+          </w:p>
+        </w:tc>
+        <w:tc>
+          <w:tcPr>
+            <w:tcW w:type="dxa" w:w="3050"/>
+            <w:shd w:fill="2F2F2F" w:val="clear"/>
+            <w:tcMar>
+              <w:top w:type="dxa" w:w="60"/>
+              <w:left w:type="dxa" w:w="100"/>
+              <w:bottom w:type="dxa" w:w="60"/>
+              <w:right w:type="dxa" w:w="100"/>
+            </w:tcMar>
+            <w:vAlign w:val="center"/>
+          </w:tcPr>
+          <w:p>
+            <w:pPr>
+              <w:jc w:val="center"/>
+            </w:pPr>
+            <w:r>
+              <w:rPr>
+                <w:b/>
+                <w:bCs/>
+                <w:color w:val="FFFFFF"/>
+                <w:sz w:val="19"/>
+                <w:szCs w:val="19"/>
+              </w:rPr>
+              <w:t xml:space="preserve">FY2025 GM% (core, ex-special-accounts)</w:t>
+            </w:r>
+          </w:p>
+        </w:tc>
+        <w:tc>
+          <w:tcPr>
+            <w:tcW w:type="dxa" w:w="2100"/>
+            <w:shd w:fill="2F2F2F" w:val="clear"/>
+            <w:tcMar>
+              <w:top w:type="dxa" w:w="60"/>
+              <w:left w:type="dxa" w:w="100"/>
+              <w:bottom w:type="dxa" w:w="60"/>
+              <w:right w:type="dxa" w:w="100"/>
+            </w:tcMar>
+            <w:vAlign w:val="center"/>
+          </w:tcPr>
+          <w:p>
+            <w:pPr>
+              <w:jc w:val="center"/>
+            </w:pPr>
+            <w:r>
+              <w:rPr>
+                <w:b/>
+                <w:bCs/>
+                <w:color w:val="FFFFFF"/>
+                <w:sz w:val="19"/>
+                <w:szCs w:val="19"/>
+              </w:rPr>
+              <w:t xml:space="preserve">YTD2026 GM%</w:t>
+            </w:r>
+          </w:p>
+        </w:tc>
+      </w:tr>
+      <w:tr>
+        <w:tc>
+          <w:tcPr>
+            <w:tcW w:type="dxa" w:w="4200"/>
+            <w:tcMar>
+              <w:top w:type="dxa" w:w="60"/>
+              <w:left w:type="dxa" w:w="100"/>
+              <w:bottom w:type="dxa" w:w="60"/>
+              <w:right w:type="dxa" w:w="100"/>
+            </w:tcMar>
+            <w:vAlign w:val="center"/>
+          </w:tcPr>
+          <w:p>
+            <w:pPr>
+              <w:jc w:val="left"/>
+            </w:pPr>
+            <w:r>
+              <w:rPr>
+                <w:b w:val="false"/>
+                <w:bCs w:val="false"/>
+                <w:color w:val="000000"/>
+                <w:sz w:val="19"/>
+                <w:szCs w:val="19"/>
+              </w:rPr>
+              <w:t xml:space="preserve">Wholesale, incl. closeout</w:t>
+            </w:r>
+          </w:p>
+        </w:tc>
+        <w:tc>
+          <w:tcPr>
+            <w:tcW w:type="dxa" w:w="3050"/>
+            <w:tcMar>
+              <w:top w:type="dxa" w:w="60"/>
+              <w:left w:type="dxa" w:w="100"/>
+              <w:bottom w:type="dxa" w:w="60"/>
+              <w:right w:type="dxa" w:w="100"/>
+            </w:tcMar>
+            <w:vAlign w:val="center"/>
+          </w:tcPr>
+          <w:p>
+            <w:pPr>
+              <w:jc w:val="center"/>
+            </w:pPr>
+            <w:r>
+              <w:rPr>
+                <w:b w:val="false"/>
+                <w:bCs w:val="false"/>
+                <w:color w:val="000000"/>
+                <w:sz w:val="19"/>
+                <w:szCs w:val="19"/>
+              </w:rPr>
+              <w:t xml:space="preserve">42.3%</w:t>
+            </w:r>
+          </w:p>
+        </w:tc>
+        <w:tc>
+          <w:tcPr>
+            <w:tcW w:type="dxa" w:w="2100"/>
+            <w:tcMar>
+              <w:top w:type="dxa" w:w="60"/>
+              <w:left w:type="dxa" w:w="100"/>
+              <w:bottom w:type="dxa" w:w="60"/>
+              <w:right w:type="dxa" w:w="100"/>
+            </w:tcMar>
+            <w:vAlign w:val="center"/>
+          </w:tcPr>
+          <w:p>
+            <w:pPr>
+              <w:jc w:val="center"/>
+            </w:pPr>
+            <w:r>
+              <w:rPr>
+                <w:b w:val="false"/>
+                <w:bCs w:val="false"/>
+                <w:color w:val="000000"/>
+                <w:sz w:val="19"/>
+                <w:szCs w:val="19"/>
+              </w:rPr>
+              <w:t xml:space="preserve">45.6%</w:t>
+            </w:r>
+          </w:p>
+        </w:tc>
+      </w:tr>
+      <w:tr>
+        <w:tc>
+          <w:tcPr>
+            <w:tcW w:type="dxa" w:w="4200"/>
+            <w:shd w:fill="F5F5F5" w:val="clear"/>
+            <w:tcMar>
+              <w:top w:type="dxa" w:w="60"/>
+              <w:left w:type="dxa" w:w="100"/>
+              <w:bottom w:type="dxa" w:w="60"/>
+              <w:right w:type="dxa" w:w="100"/>
+            </w:tcMar>
+            <w:vAlign w:val="center"/>
+          </w:tcPr>
+          <w:p>
+            <w:pPr>
+              <w:jc w:val="left"/>
+            </w:pPr>
+            <w:r>
+              <w:rPr>
+                <w:b w:val="false"/>
+                <w:bCs w:val="false"/>
+                <w:color w:val="000000"/>
+                <w:sz w:val="19"/>
+                <w:szCs w:val="19"/>
+              </w:rPr>
+              <w:t xml:space="preserve">Wholesale, excl. closeout</w:t>
+            </w:r>
+          </w:p>
+        </w:tc>
+        <w:tc>
+          <w:tcPr>
+            <w:tcW w:type="dxa" w:w="3050"/>
+            <w:shd w:fill="F5F5F5" w:val="clear"/>
+            <w:tcMar>
+              <w:top w:type="dxa" w:w="60"/>
+              <w:left w:type="dxa" w:w="100"/>
+              <w:bottom w:type="dxa" w:w="60"/>
+              <w:right w:type="dxa" w:w="100"/>
+            </w:tcMar>
+            <w:vAlign w:val="center"/>
+          </w:tcPr>
+          <w:p>
+            <w:pPr>
+              <w:jc w:val="center"/>
+            </w:pPr>
+            <w:r>
+              <w:rPr>
+                <w:b w:val="false"/>
+                <w:bCs w:val="false"/>
+                <w:color w:val="000000"/>
+                <w:sz w:val="19"/>
+                <w:szCs w:val="19"/>
+              </w:rPr>
+              <w:t xml:space="preserve">44.6%</w:t>
+            </w:r>
+          </w:p>
+        </w:tc>
+        <w:tc>
+          <w:tcPr>
+            <w:tcW w:type="dxa" w:w="2100"/>
+            <w:shd w:fill="F5F5F5" w:val="clear"/>
+            <w:tcMar>
+              <w:top w:type="dxa" w:w="60"/>
+              <w:left w:type="dxa" w:w="100"/>
+              <w:bottom w:type="dxa" w:w="60"/>
+              <w:right w:type="dxa" w:w="100"/>
+            </w:tcMar>
+            <w:vAlign w:val="center"/>
+          </w:tcPr>
+          <w:p>
+            <w:pPr>
+              <w:jc w:val="center"/>
+            </w:pPr>
+            <w:r>
+              <w:rPr>
+                <w:b w:val="false"/>
+                <w:bCs w:val="false"/>
+                <w:color w:val="000000"/>
+                <w:sz w:val="19"/>
+                <w:szCs w:val="19"/>
+              </w:rPr>
+              <w:t xml:space="preserve">48.0%</w:t>
+            </w:r>
+          </w:p>
+        </w:tc>
+      </w:tr>
+      <w:tr>
+        <w:tc>
+          <w:tcPr>
+            <w:tcW w:type="dxa" w:w="4200"/>
+            <w:tcMar>
+              <w:top w:type="dxa" w:w="60"/>
+              <w:left w:type="dxa" w:w="100"/>
+              <w:bottom w:type="dxa" w:w="60"/>
+              <w:right w:type="dxa" w:w="100"/>
+            </w:tcMar>
+            <w:vAlign w:val="center"/>
+          </w:tcPr>
+          <w:p>
+            <w:pPr>
+              <w:jc w:val="left"/>
+            </w:pPr>
+            <w:r>
+              <w:rPr>
+                <w:b w:val="false"/>
+                <w:bCs w:val="false"/>
+                <w:color w:val="000000"/>
+                <w:sz w:val="19"/>
+                <w:szCs w:val="19"/>
+              </w:rPr>
+              <w:t xml:space="preserve">Retail</w:t>
+            </w:r>
+          </w:p>
+        </w:tc>
+        <w:tc>
+          <w:tcPr>
+            <w:tcW w:type="dxa" w:w="3050"/>
+            <w:tcMar>
+              <w:top w:type="dxa" w:w="60"/>
+              <w:left w:type="dxa" w:w="100"/>
+              <w:bottom w:type="dxa" w:w="60"/>
+              <w:right w:type="dxa" w:w="100"/>
+            </w:tcMar>
+            <w:vAlign w:val="center"/>
+          </w:tcPr>
+          <w:p>
+            <w:pPr>
+              <w:jc w:val="center"/>
+            </w:pPr>
+            <w:r>
+              <w:rPr>
+                <w:b w:val="false"/>
+                <w:bCs w:val="false"/>
+                <w:color w:val="000000"/>
+                <w:sz w:val="19"/>
+                <w:szCs w:val="19"/>
+              </w:rPr>
+              <w:t xml:space="preserve">49.0%</w:t>
+            </w:r>
+          </w:p>
+        </w:tc>
+        <w:tc>
+          <w:tcPr>
+            <w:tcW w:type="dxa" w:w="2100"/>
+            <w:tcMar>
+              <w:top w:type="dxa" w:w="60"/>
+              <w:left w:type="dxa" w:w="100"/>
+              <w:bottom w:type="dxa" w:w="60"/>
+              <w:right w:type="dxa" w:w="100"/>
+            </w:tcMar>
+            <w:vAlign w:val="center"/>
+          </w:tcPr>
+          <w:p>
+            <w:pPr>
+              <w:jc w:val="center"/>
+            </w:pPr>
+            <w:r>
+              <w:rPr>
+                <w:b w:val="false"/>
+                <w:bCs w:val="false"/>
+                <w:color w:val="000000"/>
+                <w:sz w:val="19"/>
+                <w:szCs w:val="19"/>
+              </w:rPr>
+              <w:t xml:space="preserve">54.3%</w:t>
+            </w:r>
+          </w:p>
+        </w:tc>
+      </w:tr>
+      <w:tr>
+        <w:tc>
+          <w:tcPr>
+            <w:tcW w:type="dxa" w:w="4200"/>
+            <w:shd w:fill="F5F5F5" w:val="clear"/>
+            <w:tcMar>
+              <w:top w:type="dxa" w:w="60"/>
+              <w:left w:type="dxa" w:w="100"/>
+              <w:bottom w:type="dxa" w:w="60"/>
+              <w:right w:type="dxa" w:w="100"/>
+            </w:tcMar>
+            <w:vAlign w:val="center"/>
+          </w:tcPr>
+          <w:p>
+            <w:pPr>
+              <w:jc w:val="left"/>
+            </w:pPr>
+            <w:r>
+              <w:rPr>
+                <w:b w:val="false"/>
+                <w:bCs w:val="false"/>
+                <w:color w:val="000000"/>
+                <w:sz w:val="19"/>
+                <w:szCs w:val="19"/>
+              </w:rPr>
+              <w:t xml:space="preserve">E-com</w:t>
+            </w:r>
+          </w:p>
+        </w:tc>
+        <w:tc>
+          <w:tcPr>
+            <w:tcW w:type="dxa" w:w="3050"/>
+            <w:shd w:fill="F5F5F5" w:val="clear"/>
+            <w:tcMar>
+              <w:top w:type="dxa" w:w="60"/>
+              <w:left w:type="dxa" w:w="100"/>
+              <w:bottom w:type="dxa" w:w="60"/>
+              <w:right w:type="dxa" w:w="100"/>
+            </w:tcMar>
+            <w:vAlign w:val="center"/>
+          </w:tcPr>
+          <w:p>
+            <w:pPr>
+              <w:jc w:val="center"/>
+            </w:pPr>
+            <w:r>
+              <w:rPr>
+                <w:b w:val="false"/>
+                <w:bCs w:val="false"/>
+                <w:color w:val="000000"/>
+                <w:sz w:val="19"/>
+                <w:szCs w:val="19"/>
+              </w:rPr>
+              <w:t xml:space="preserve">61.2%</w:t>
+            </w:r>
+          </w:p>
+        </w:tc>
+        <w:tc>
+          <w:tcPr>
+            <w:tcW w:type="dxa" w:w="2100"/>
+            <w:shd w:fill="F5F5F5" w:val="clear"/>
+            <w:tcMar>
+              <w:top w:type="dxa" w:w="60"/>
+              <w:left w:type="dxa" w:w="100"/>
+              <w:bottom w:type="dxa" w:w="60"/>
+              <w:right w:type="dxa" w:w="100"/>
+            </w:tcMar>
+            <w:vAlign w:val="center"/>
+          </w:tcPr>
+          <w:p>
+            <w:pPr>
+              <w:jc w:val="center"/>
+            </w:pPr>
+            <w:r>
+              <w:rPr>
+                <w:b w:val="false"/>
+                <w:bCs w:val="false"/>
+                <w:color w:val="000000"/>
+                <w:sz w:val="19"/>
+                <w:szCs w:val="19"/>
+              </w:rPr>
+              <w:t xml:space="preserve">62.5%</w:t>
+            </w:r>
+          </w:p>
+        </w:tc>
+      </w:tr>
+    </w:tbl>
+    <w:p>
+      <w:pPr>
+        <w:pBdr>
+          <w:left w:val="single" w:color="3C8A4C" w:sz="18"/>
+        </w:pBdr>
+        <w:shd w:fill="EAF3EA" w:val="clear"/>
+        <w:spacing w:after="120" w:before="100"/>
+        <w:ind w:left="150" w:right="100"/>
+      </w:pPr>
+      <w:r>
+        <w:rPr>
+          <w:b/>
+          <w:bCs/>
+          <w:color w:val="1F5C2E"/>
+        </w:rPr>
+        <w:t xml:space="preserve">DATA SHOWS: </w:t>
+      </w:r>
+      <w:r>
+        <w:t xml:space="preserve">All three channels show higher margin in YTD2026 than FY2025 on the core (ex-special-account) basis. That's the good news. The important nuance: same-franchise decomposition (continuing franchises, product held constant) shows this is NOT the full-price recovery this item is about. Retail same-franchise ASP is down -1.6% (824 -&gt; 811 SEK/unit) while COGS/unit is down -5.4%. Wholesale same-franchise ASP is down -12.3% (617 -&gt; 541 SEK/unit, core/excl. closeout) while COGS/unit is down -16.1%. In both channels, pricing on the same product is flat-to-worse — if anything, Wholesale price erosion looks like it's continuing or accelerating — and the margin gain is entirely a cost story, not a price story.</w:t>
+      </w:r>
+    </w:p>
+    <w:p>
+      <w:pPr>
+        <w:spacing w:after="200"/>
+      </w:pPr>
+      <w:r>
+        <w:rPr>
+          <w:i/>
+          <w:iCs/>
+          <w:color w:val="555555"/>
+          <w:sz w:val="18"/>
+          <w:szCs w:val="18"/>
+        </w:rPr>
+        <w:t xml:space="preserve">293 continuing Wholesale franchises (core, excl. closeout, &gt;=100 units FY2025 / &gt;=20 units YTD2026); 360 continuing Retail franchises, same thresholds. Neither test controls for account-mix shift within a channel, which could partly explain the ASP move without any single account's price actually changing — a limitation, not resolved here.</w:t>
+      </w:r>
+    </w:p>
+    <w:p>
+      <w:pPr>
+        <w:pBdr>
+          <w:left w:val="single" w:color="3C8A4C" w:sz="18"/>
+        </w:pBdr>
+        <w:shd w:fill="EAF3EA" w:val="clear"/>
+        <w:spacing w:after="120" w:before="100"/>
+        <w:ind w:left="150" w:right="100"/>
+      </w:pPr>
+      <w:r>
+        <w:rPr>
+          <w:b/>
+          <w:bCs/>
+          <w:color w:val="1F5C2E"/>
+        </w:rPr>
+        <w:t xml:space="preserve">DATA SHOWS: </w:t>
+      </w:r>
+      <w:r>
+        <w:t xml:space="preserve">This directly bears on the open FX question from Section 6 (COGS/unit increases 'taken on faith' per CEO direction, not verified against transaction-level FX data). The same-franchise COGS/unit drop (-16.1% Wholesale, -5.4% Retail) is large enough, and broad enough across the whole portfolio rather than isolated to Legwear/Sleeping Bags, that it's now worth actively investigating rather than parking — this time the question is whether a genuine cost or FX tailwind is being left on the table, not whether an overrun needs explaining.</w:t>
+      </w:r>
+    </w:p>
+    <w:p>
+      <w:pPr>
+        <w:pBdr>
+          <w:left w:val="single" w:color="C97A1A" w:sz="18"/>
+        </w:pBdr>
+        <w:shd w:fill="FCEFDC" w:val="clear"/>
+        <w:spacing w:after="120" w:before="100"/>
+        <w:ind w:left="150" w:right="100"/>
+      </w:pPr>
+      <w:r>
+        <w:rPr>
+          <w:b/>
+          <w:bCs/>
+          <w:color w:val="8A4B00"/>
+        </w:rPr>
+        <w:t xml:space="preserve">NOT ANSWERABLE FROM DATA — ASK: </w:t>
+      </w:r>
+      <w:r>
+        <w:t xml:space="preserve">Is the same-product cost reduction visible in YTD2026 a genuine sourcing/landed-cost win, or an FX tailwind (COGS is substantially USD-denominated; SEK strengthening would produce exactly this pattern)? Worth resolving with Finance/Sourcing before the workshop, given the scale — this is now a whole-portfolio effect, not a two-layer exception. Owner: CFO / Sourcing.</w:t>
+      </w:r>
+    </w:p>
+    <w:p>
+      <w:pPr>
+        <w:pBdr>
+          <w:left w:val="single" w:color="C97A1A" w:sz="18"/>
+        </w:pBdr>
+        <w:shd w:fill="FCEFDC" w:val="clear"/>
+        <w:spacing w:after="120" w:before="100"/>
+        <w:ind w:left="150" w:right="100"/>
+      </w:pPr>
+      <w:r>
+        <w:rPr>
+          <w:b/>
+          <w:bCs/>
+          <w:color w:val="8A4B00"/>
+        </w:rPr>
+        <w:t xml:space="preserve">NOT ANSWERABLE FROM DATA — ASK: </w:t>
+      </w:r>
+      <w:r>
+        <w:t xml:space="preserve">Given Wholesale same-franchise pricing looks flat-to-worse in this cut, not improved, does the discount-discipline/full-price-recovery plan for Wholesale (Section 10's action plan) need to be treated as more urgent, not less, even though the channel's overall margin is up? The two facts point in different directions and both need to be in front of the workshop. Owner: Wholesale Director.</w:t>
+      </w:r>
+    </w:p>
+    <w:p>
+      <w:pPr>
+        <w:pStyle w:val="Heading1"/>
+        <w:spacing w:after="160" w:before="320"/>
+      </w:pPr>
+      <w:r>
+        <w:t xml:space="preserve">10. Action plan by owner</w:t>
       </w:r>
     </w:p>
     <w:p>
@@ -4862,7 +5437,7 @@
         <w:spacing w:after="160" w:before="320"/>
       </w:pPr>
       <w:r>
-        <w:t xml:space="preserve">10. Full list of open questions for stakeholders</w:t>
+        <w:t xml:space="preserve">11. Full list of open questions for stakeholders</w:t>
       </w:r>
     </w:p>
     <w:p>
@@ -5453,7 +6028,7 @@
                 <w:sz w:val="19"/>
                 <w:szCs w:val="19"/>
               </w:rPr>
-              <w:t xml:space="preserve">Is the USD-COGS FX assumption actually verifiable, if/when it becomes relevant again?</w:t>
+              <w:t xml:space="preserve">Is the whole-portfolio same-franchise COGS/unit drop visible in YTD2026 genuine cost improvement or FX — and either way, why has Wholesale same-franchise pricing not improved alongside it?</w:t>
             </w:r>
           </w:p>
         </w:tc>
@@ -5481,7 +6056,7 @@
                 <w:sz w:val="19"/>
                 <w:szCs w:val="19"/>
               </w:rPr>
-              <w:t xml:space="preserve">CFO (parked for this cycle per CEO direction)</w:t>
+              <w:t xml:space="preserve">CFO / Sourcing / Wholesale Director</w:t>
             </w:r>
           </w:p>
         </w:tc>
@@ -5492,7 +6067,7 @@
         <w:spacing w:after="160"/>
       </w:pPr>
       <w:r>
-        <w:t xml:space="preserve">Two standing data gaps, not urgent but worth naming: (1) no month/date field exists for Wholesale/Retail in the sales extract, so within-year discount monitoring like the E-com cut isn't possible today — worth a systems ask if this becomes an ongoing management practice; (2) only one year-over-year data point (2024→2025) is available — 2026 sales data isn't in yet, so we can't say whether this erosion is accelerating, stable, or starting to correct.</w:t>
+        <w:t xml:space="preserve">One standing data gap, not urgent but worth naming: no month/date field exists for Wholesale/Retail in the sales extract, so within-year discount monitoring like the E-com cut isn't possible today — worth a systems ask if this becomes an ongoing management practice. The second gap noted in the prior version of this note — no 2026 data — is now partially closed (Section 9), though only with a partial-year, date-unmatched cut.</w:t>
       </w:r>
     </w:p>
     <w:p>
@@ -5501,7 +6076,20 @@
         <w:spacing w:after="160" w:before="320"/>
       </w:pPr>
       <w:r>
-        <w:t xml:space="preserve">11. Backup data</w:t>
+        <w:t xml:space="preserve">12. Backup data</w:t>
+      </w:r>
+    </w:p>
+    <w:p>
+      <w:pPr>
+        <w:pStyle w:val="ListParagraph"/>
+        <w:numPr>
+          <w:ilvl w:val="0"/>
+          <w:numId w:val="2"/>
+        </w:numPr>
+        <w:spacing w:after="80"/>
+      </w:pPr>
+      <w:r>
+        <w:t xml:space="preserve">bob_salesdata_YTD2026.xlsx — the raw 2026 YTD extract behind Section 9; item2_fullprice_recovery_backup.xlsx now also includes 'YTD2026 Channel Margin' and 'YTD2026 Same-Franchise ASP-COGS' sheets.</w:t>
       </w:r>
     </w:p>
     <w:p>
